--- a/job-search/resumes/21_U_S_Bancorp_Marketing_Data_Analyst.docx
+++ b/job-search/resumes/21_U_S_Bancorp_Marketing_Data_Analyst.docx
@@ -56,7 +56,7 @@
     </w:p>
     <w:p>
       <w:pPr>
-        <w:spacing w:after="60" w:before="160" w:line="240" w:lineRule="auto"/>
+        <w:spacing w:after="60" w:before="140" w:line="240" w:lineRule="auto"/>
         <w:pBdr>
           <w:bottom w:val="single" w:sz="6" w:space="2" w:color="BFBFBF"/>
         </w:pBdr>
@@ -84,12 +84,12 @@
           <w:i w:val="0"/>
           <w:sz w:val="20"/>
         </w:rPr>
-        <w:t>Analyst with 6+ years delivering financial and operational analysis — cost-benefit, reconciliation and margin impact — to senior decision-makers. Analysis behind $10M in annual transportation savings and a $50M logistics cost reduction, presented directly to senior leadership. Managed pharmaceutical master data across 1,000+ SKUs and built the reporting that flagged supply and inventory risk in real time. Comfortable across SAP, SQL Server, Snowflake and Informatica, performing impact and scope analysis over integrated systems before build. M.S. Information Systems; B.E. Industrial Engineering.</w:t>
+        <w:t>Business analyst with 6+ years acting as the bridge between business partners and technical teams, translating business need into requirements that hold through design, build, testing and release. Writes user stories and acceptance criteria, authors test cases, partners with QA through defect triage, and drives UAT and business acceptance to formal sign-off. Managed 1,000+ pharmaceutical SKUs across East and West Africa and drove a $50M logistics cost reduction through cost-benefit and root cause analysis. Advanced SQL and Python with Power BI and Tableau — dashboards that cut reporting time 30% and KPI frameworks presented monthly to senior leadership.</w:t>
       </w:r>
     </w:p>
     <w:p>
       <w:pPr>
-        <w:spacing w:after="60" w:before="160" w:line="240" w:lineRule="auto"/>
+        <w:spacing w:after="60" w:before="140" w:line="240" w:lineRule="auto"/>
         <w:pBdr>
           <w:bottom w:val="single" w:sz="6" w:space="2" w:color="BFBFBF"/>
         </w:pBdr>
@@ -117,12 +117,12 @@
           <w:i w:val="0"/>
           <w:sz w:val="19"/>
         </w:rPr>
-        <w:t>Systems &amp; Integration Impact Analysis  ·  ERP (SAP) Implementation Support  ·  Solution Documentation  ·  Cost-Benefit &amp; Margin Analysis  ·  Financial Reporting &amp; Reconciliation  ·  Healthcare &amp; Pharmaceutical Data  ·  Requirements Elicitation &amp; Documentation  ·  User Stories &amp; Acceptance Criteria  ·  UAT &amp; Business Acceptance Testing  ·  Test Case Authoring &amp; QA Partnership  ·  Current/Future-State Process Analysis  ·  Requirements Traceability</w:t>
+        <w:t>SAFe  ·  healthcare data  ·  Excel (advanced)  ·  platform migration  ·  SQL &amp; Python analysis  ·  Power BI &amp; Tableau dashboards  ·  KPI design &amp; executive reporting  ·  ETL &amp; data pipeline development  ·  requirements gathering  ·  cross-functional collaboration  ·  stakeholder communication</w:t>
       </w:r>
     </w:p>
     <w:p>
       <w:pPr>
-        <w:spacing w:after="60" w:before="160" w:line="240" w:lineRule="auto"/>
+        <w:spacing w:after="60" w:before="140" w:line="240" w:lineRule="auto"/>
         <w:pBdr>
           <w:bottom w:val="single" w:sz="6" w:space="2" w:color="BFBFBF"/>
         </w:pBdr>
@@ -149,14 +149,74 @@
           <w:b/>
           <w:sz w:val="20"/>
         </w:rPr>
-        <w:t xml:space="preserve">Enterprise Platforms: </w:t>
+        <w:t xml:space="preserve">Delivery &amp; Tools: </w:t>
       </w:r>
       <w:r>
         <w:rPr>
           <w:rFonts w:ascii="Calibri" w:hAnsi="Calibri"/>
           <w:sz w:val="20"/>
         </w:rPr>
-        <w:t>SAP (SD, MM, CRM, PP, WLM), SQL Server, Snowflake, Informatica, WMS</w:t>
+        <w:t>SAFe, Agile/Scrum, Waterfall, JIRA, Confluence, stakeholder management</w:t>
+      </w:r>
+    </w:p>
+    <w:p>
+      <w:pPr>
+        <w:spacing w:after="20" w:before="0" w:line="240" w:lineRule="auto"/>
+      </w:pPr>
+      <w:r>
+        <w:rPr>
+          <w:rFonts w:ascii="Calibri" w:hAnsi="Calibri"/>
+          <w:b/>
+          <w:sz w:val="20"/>
+        </w:rPr>
+        <w:t xml:space="preserve">Domain Expertise: </w:t>
+      </w:r>
+      <w:r>
+        <w:rPr>
+          <w:rFonts w:ascii="Calibri" w:hAnsi="Calibri"/>
+          <w:sz w:val="20"/>
+        </w:rPr>
+        <w:t>healthcare data</w:t>
+      </w:r>
+    </w:p>
+    <w:p>
+      <w:pPr>
+        <w:spacing w:after="20" w:before="0" w:line="240" w:lineRule="auto"/>
+      </w:pPr>
+      <w:r>
+        <w:rPr>
+          <w:rFonts w:ascii="Calibri" w:hAnsi="Calibri"/>
+          <w:b/>
+          <w:sz w:val="20"/>
+        </w:rPr>
+        <w:t xml:space="preserve">Languages &amp; Querying: </w:t>
+      </w:r>
+      <w:r>
+        <w:rPr>
+          <w:rFonts w:ascii="Calibri" w:hAnsi="Calibri"/>
+          <w:sz w:val="20"/>
+        </w:rPr>
+        <w:t>Excel (advanced), SQL (advanced), Python (Pandas, NumPy, Scikit-learn), VBA</w:t>
+      </w:r>
+    </w:p>
+    <w:p>
+      <w:pPr>
+        <w:spacing w:after="20" w:before="0" w:line="240" w:lineRule="auto"/>
+      </w:pPr>
+      <w:r>
+        <w:rPr>
+          <w:rFonts w:ascii="Calibri" w:hAnsi="Calibri"/>
+          <w:b/>
+          <w:sz w:val="20"/>
+        </w:rPr>
+        <w:t xml:space="preserve">Data Engineering: </w:t>
+      </w:r>
+      <w:r>
+        <w:rPr>
+          <w:rFonts w:ascii="Calibri" w:hAnsi="Calibri"/>
+          <w:sz w:val="20"/>
+        </w:rPr>
+        <w:t>platform migration, ETL pipeline development, Informatica, data modeling, system &amp; data integration</w:t>
       </w:r>
     </w:p>
     <w:p>
@@ -176,7 +236,7 @@
           <w:rFonts w:ascii="Calibri" w:hAnsi="Calibri"/>
           <w:sz w:val="20"/>
         </w:rPr>
-        <w:t>Power BI (DAX, Power Query), Tableau, SSRS, executive dashboards, KPI scorecards</w:t>
+        <w:t>Power BI (DAX, Power Query), Tableau, SSRS, dashboards, KPI design &amp; monitoring</w:t>
       </w:r>
     </w:p>
     <w:p>
@@ -189,14 +249,14 @@
           <w:b/>
           <w:sz w:val="20"/>
         </w:rPr>
-        <w:t xml:space="preserve">Analytics &amp; Querying: </w:t>
+        <w:t xml:space="preserve">Enterprise Platforms: </w:t>
       </w:r>
       <w:r>
         <w:rPr>
           <w:rFonts w:ascii="Calibri" w:hAnsi="Calibri"/>
           <w:sz w:val="20"/>
         </w:rPr>
-        <w:t>SQL (advanced), Python (Pandas, NumPy, Scikit-learn), Excel (advanced), SAS, VBA, PowerShell</w:t>
+        <w:t>SAP (SD, MM, CRM, PP, WLM), SQL Server, Snowflake</w:t>
       </w:r>
     </w:p>
     <w:p>
@@ -209,59 +269,19 @@
           <w:b/>
           <w:sz w:val="20"/>
         </w:rPr>
-        <w:t xml:space="preserve">Business Analysis: </w:t>
+        <w:t xml:space="preserve">Analytics &amp; Modeling: </w:t>
       </w:r>
       <w:r>
         <w:rPr>
           <w:rFonts w:ascii="Calibri" w:hAnsi="Calibri"/>
           <w:sz w:val="20"/>
         </w:rPr>
-        <w:t>Requirements elicitation, functional &amp; non-functional specs, user stories, acceptance criteria, process flows (Visio), current/future-state and gap analysis</w:t>
+        <w:t>forecasting, statistical analysis, root cause analysis</w:t>
       </w:r>
     </w:p>
     <w:p>
       <w:pPr>
-        <w:spacing w:after="20" w:before="0" w:line="240" w:lineRule="auto"/>
-      </w:pPr>
-      <w:r>
-        <w:rPr>
-          <w:rFonts w:ascii="Calibri" w:hAnsi="Calibri"/>
-          <w:b/>
-          <w:sz w:val="20"/>
-        </w:rPr>
-        <w:t xml:space="preserve">Data Engineering: </w:t>
-      </w:r>
-      <w:r>
-        <w:rPr>
-          <w:rFonts w:ascii="Calibri" w:hAnsi="Calibri"/>
-          <w:sz w:val="20"/>
-        </w:rPr>
-        <w:t>ETL pipeline development, Informatica, large-dataset cleaning &amp; processing, data modeling, database design, system integration</w:t>
-      </w:r>
-    </w:p>
-    <w:p>
-      <w:pPr>
-        <w:spacing w:after="20" w:before="0" w:line="240" w:lineRule="auto"/>
-      </w:pPr>
-      <w:r>
-        <w:rPr>
-          <w:rFonts w:ascii="Calibri" w:hAnsi="Calibri"/>
-          <w:b/>
-          <w:sz w:val="20"/>
-        </w:rPr>
-        <w:t xml:space="preserve">Cloud &amp; Delivery: </w:t>
-      </w:r>
-      <w:r>
-        <w:rPr>
-          <w:rFonts w:ascii="Calibri" w:hAnsi="Calibri"/>
-          <w:sz w:val="20"/>
-        </w:rPr>
-        <w:t>Cloud platforms (AWS/Azure/GCP), CI/CD pipelines, Snowflake, SQL Server</w:t>
-      </w:r>
-    </w:p>
-    <w:p>
-      <w:pPr>
-        <w:spacing w:after="60" w:before="160" w:line="240" w:lineRule="auto"/>
+        <w:spacing w:after="60" w:before="140" w:line="240" w:lineRule="auto"/>
         <w:pBdr>
           <w:bottom w:val="single" w:sz="6" w:space="2" w:color="BFBFBF"/>
         </w:pBdr>
@@ -317,7 +337,21 @@
           <w:rFonts w:ascii="Calibri" w:hAnsi="Calibri"/>
           <w:sz w:val="20"/>
         </w:rPr>
-        <w:t>Built analytical models for the transportation function that exposed critical deficiencies in the bidding process, delivering recommendations worth $10M in annual cost savings.</w:t>
+        <w:t>Partnered with product and operations teams to turn analysis into process improvements, contributing to a $10,000 monthly labor cost reduction.</w:t>
+      </w:r>
+    </w:p>
+    <w:p>
+      <w:pPr>
+        <w:pStyle w:val="ListBullet"/>
+        <w:spacing w:after="40" w:before="0" w:line="240" w:lineRule="auto"/>
+        <w:ind w:left="259" w:hanging="187"/>
+      </w:pPr>
+      <w:r>
+        <w:rPr>
+          <w:rFonts w:ascii="Calibri" w:hAnsi="Calibri"/>
+          <w:sz w:val="20"/>
+        </w:rPr>
+        <w:t>Execute SQL against backend databases for extraction, validation and reconciliation, confirming delivered data matches documented requirements before release.</w:t>
       </w:r>
     </w:p>
     <w:p>
@@ -345,63 +379,7 @@
           <w:rFonts w:ascii="Calibri" w:hAnsi="Calibri"/>
           <w:sz w:val="20"/>
         </w:rPr>
-        <w:t>Lead a monthly executive reporting cadence, presenting dashboard-driven insight on performance, risks and trends to align senior leadership on priorities.</w:t>
-      </w:r>
-    </w:p>
-    <w:p>
-      <w:pPr>
-        <w:pStyle w:val="ListBullet"/>
-        <w:spacing w:after="40" w:before="0" w:line="240" w:lineRule="auto"/>
-        <w:ind w:left="259" w:hanging="187"/>
-      </w:pPr>
-      <w:r>
-        <w:rPr>
-          <w:rFonts w:ascii="Calibri" w:hAnsi="Calibri"/>
-          <w:sz w:val="20"/>
-        </w:rPr>
-        <w:t>Elicit business, functional and non-functional requirements from non-technical stakeholders and translate them into documented specifications, user stories and acceptance criteria.</w:t>
-      </w:r>
-    </w:p>
-    <w:p>
-      <w:pPr>
-        <w:pStyle w:val="ListBullet"/>
-        <w:spacing w:after="40" w:before="0" w:line="240" w:lineRule="auto"/>
-        <w:ind w:left="259" w:hanging="187"/>
-      </w:pPr>
-      <w:r>
-        <w:rPr>
-          <w:rFonts w:ascii="Calibri" w:hAnsi="Calibri"/>
-          <w:sz w:val="20"/>
-        </w:rPr>
-        <w:t>Analyze current- and future-state business processes to identify gaps, dependencies and improvement opportunities ahead of build.</w:t>
-      </w:r>
-    </w:p>
-    <w:p>
-      <w:pPr>
-        <w:pStyle w:val="ListBullet"/>
-        <w:spacing w:after="40" w:before="0" w:line="240" w:lineRule="auto"/>
-        <w:ind w:left="259" w:hanging="187"/>
-      </w:pPr>
-      <w:r>
-        <w:rPr>
-          <w:rFonts w:ascii="Calibri" w:hAnsi="Calibri"/>
-          <w:sz w:val="20"/>
-        </w:rPr>
-        <w:t>Build and automate Python and SQL data pipelines and reporting applications released through CI/CD practices on cloud infrastructure.</w:t>
-      </w:r>
-    </w:p>
-    <w:p>
-      <w:pPr>
-        <w:pStyle w:val="ListBullet"/>
-        <w:spacing w:after="40" w:before="0" w:line="240" w:lineRule="auto"/>
-        <w:ind w:left="259" w:hanging="187"/>
-      </w:pPr>
-      <w:r>
-        <w:rPr>
-          <w:rFonts w:ascii="Calibri" w:hAnsi="Calibri"/>
-          <w:sz w:val="20"/>
-        </w:rPr>
-        <w:t>Execute SQL against backend databases for extraction, validation and reconciliation, confirming delivered data matches documented requirements before release.</w:t>
+        <w:t>Built analytical models for the transportation function that exposed critical deficiencies in the bidding process, delivering recommendations worth $10M in annual cost savings.</w:t>
       </w:r>
     </w:p>
     <w:p>
@@ -416,6 +394,48 @@
           <w:sz w:val="20"/>
         </w:rPr>
         <w:t>Developed SQL and Python analyses across large-scale sales datasets to surface demand-supply imbalances, improving forecast accuracy 25% and informing inventory and capacity decisions.</w:t>
+      </w:r>
+    </w:p>
+    <w:p>
+      <w:pPr>
+        <w:pStyle w:val="ListBullet"/>
+        <w:spacing w:after="40" w:before="0" w:line="240" w:lineRule="auto"/>
+        <w:ind w:left="259" w:hanging="187"/>
+      </w:pPr>
+      <w:r>
+        <w:rPr>
+          <w:rFonts w:ascii="Calibri" w:hAnsi="Calibri"/>
+          <w:sz w:val="20"/>
+        </w:rPr>
+        <w:t>Serve as an expert resource to report consumers and mentor junior analysts on analytical methods, documentation standards and stakeholder communication.</w:t>
+      </w:r>
+    </w:p>
+    <w:p>
+      <w:pPr>
+        <w:pStyle w:val="ListBullet"/>
+        <w:spacing w:after="40" w:before="0" w:line="240" w:lineRule="auto"/>
+        <w:ind w:left="259" w:hanging="187"/>
+      </w:pPr>
+      <w:r>
+        <w:rPr>
+          <w:rFonts w:ascii="Calibri" w:hAnsi="Calibri"/>
+          <w:sz w:val="20"/>
+        </w:rPr>
+        <w:t>Designed a carton-sizing optimization model that saved 200 man-hours per month through data-driven change to inventory processes.</w:t>
+      </w:r>
+    </w:p>
+    <w:p>
+      <w:pPr>
+        <w:pStyle w:val="ListBullet"/>
+        <w:spacing w:after="40" w:before="0" w:line="240" w:lineRule="auto"/>
+        <w:ind w:left="259" w:hanging="187"/>
+      </w:pPr>
+      <w:r>
+        <w:rPr>
+          <w:rFonts w:ascii="Calibri" w:hAnsi="Calibri"/>
+          <w:sz w:val="20"/>
+        </w:rPr>
+        <w:t>Lead a monthly executive reporting cadence, presenting dashboard-driven insight on performance, risks and trends to align senior leadership on priorities.</w:t>
       </w:r>
     </w:p>
     <w:p>
@@ -457,7 +477,7 @@
           <w:rFonts w:ascii="Calibri" w:hAnsi="Calibri"/>
           <w:sz w:val="20"/>
         </w:rPr>
-        <w:t>Conducted cost-benefit and root cause analysis in SQL, Power BI and Tableau across pharmaceutical operations, identifying inefficiencies that drove a $50M reduction in logistics costs.</w:t>
+        <w:t>Led migration of manual data processes into SAP, applying master data management and validation controls to achieve 100% data integrity and cut data entry errors 40%.</w:t>
       </w:r>
     </w:p>
     <w:p>
@@ -471,7 +491,7 @@
           <w:rFonts w:ascii="Calibri" w:hAnsi="Calibri"/>
           <w:sz w:val="20"/>
         </w:rPr>
-        <w:t>Led migration of manual data processes into SAP, applying master data management and validation controls to achieve 100% data integrity and cut data entry errors 40%.</w:t>
+        <w:t>Conducted cost-benefit and root cause analysis in SQL, Power BI and Tableau across pharmaceutical operations, identifying inefficiencies that drove a $50M reduction in logistics costs.</w:t>
       </w:r>
     </w:p>
     <w:p>
@@ -499,34 +519,6 @@
           <w:rFonts w:ascii="Calibri" w:hAnsi="Calibri"/>
           <w:sz w:val="20"/>
         </w:rPr>
-        <w:t>Delivered capacity planning and rough-cut capacity models supporting production and distribution planning, contributing to a 15% improvement in profit margins.</w:t>
-      </w:r>
-    </w:p>
-    <w:p>
-      <w:pPr>
-        <w:pStyle w:val="ListBullet"/>
-        <w:spacing w:after="40" w:before="0" w:line="240" w:lineRule="auto"/>
-        <w:ind w:left="259" w:hanging="187"/>
-      </w:pPr>
-      <w:r>
-        <w:rPr>
-          <w:rFonts w:ascii="Calibri" w:hAnsi="Calibri"/>
-          <w:sz w:val="20"/>
-        </w:rPr>
-        <w:t>Established a standardized Informatica ETL operating procedure for product data ingestion into SAP, creating consistent, auditable and lineage-traceable data flows across business functions.</w:t>
-      </w:r>
-    </w:p>
-    <w:p>
-      <w:pPr>
-        <w:pStyle w:val="ListBullet"/>
-        <w:spacing w:after="40" w:before="0" w:line="240" w:lineRule="auto"/>
-        <w:ind w:left="259" w:hanging="187"/>
-      </w:pPr>
-      <w:r>
-        <w:rPr>
-          <w:rFonts w:ascii="Calibri" w:hAnsi="Calibri"/>
-          <w:sz w:val="20"/>
-        </w:rPr>
         <w:t>Integrated SSRS with SQL Server and Excel to automate reporting pipelines, eliminating manual reporting effort and improving data accessibility for business and IT teams.</w:t>
       </w:r>
     </w:p>
@@ -541,12 +533,40 @@
           <w:rFonts w:ascii="Calibri" w:hAnsi="Calibri"/>
           <w:sz w:val="20"/>
         </w:rPr>
-        <w:t>Performed impact and scope analysis across supported applications and integrations, identifying systems impacts, dependencies and requirement gaps before build.</w:t>
+        <w:t>Improved demand forecast accuracy 20% through recurring performance reviews with planners and business subject-matter experts, using statistical models and historical trend analysis.</w:t>
       </w:r>
     </w:p>
     <w:p>
       <w:pPr>
-        <w:spacing w:after="60" w:before="160" w:line="240" w:lineRule="auto"/>
+        <w:pStyle w:val="ListBullet"/>
+        <w:spacing w:after="40" w:before="0" w:line="240" w:lineRule="auto"/>
+        <w:ind w:left="259" w:hanging="187"/>
+      </w:pPr>
+      <w:r>
+        <w:rPr>
+          <w:rFonts w:ascii="Calibri" w:hAnsi="Calibri"/>
+          <w:sz w:val="20"/>
+        </w:rPr>
+        <w:t>Ran daily supply-demand gap analysis using VBA, Power BI, Tableau and PowerShell, reducing stockouts 30% through proactive insight delivery.</w:t>
+      </w:r>
+    </w:p>
+    <w:p>
+      <w:pPr>
+        <w:pStyle w:val="ListBullet"/>
+        <w:spacing w:after="40" w:before="0" w:line="240" w:lineRule="auto"/>
+        <w:ind w:left="259" w:hanging="187"/>
+      </w:pPr>
+      <w:r>
+        <w:rPr>
+          <w:rFonts w:ascii="Calibri" w:hAnsi="Calibri"/>
+          <w:sz w:val="20"/>
+        </w:rPr>
+        <w:t>Validated delivered functionality against documented requirements through structured business acceptance testing at cutover.</w:t>
+      </w:r>
+    </w:p>
+    <w:p>
+      <w:pPr>
+        <w:spacing w:after="60" w:before="140" w:line="240" w:lineRule="auto"/>
         <w:pBdr>
           <w:bottom w:val="single" w:sz="6" w:space="2" w:color="BFBFBF"/>
         </w:pBdr>
@@ -621,7 +641,7 @@
     </w:p>
     <w:sectPr>
       <w:pgSz w:w="12240" w:h="15840"/>
-      <w:pgMar w:top="720" w:right="936" w:bottom="720" w:left="936" w:header="720" w:footer="720" w:gutter="0"/>
+      <w:pgMar w:top="720" w:right="864" w:bottom="720" w:left="864" w:header="720" w:footer="720" w:gutter="0"/>
       <w:cols w:space="720"/>
       <w:docGrid w:linePitch="360"/>
     </w:sectPr>
